--- a/res/Vitor Goncalves - UX Designer - Resume 2026.docx
+++ b/res/Vitor Goncalves - UX Designer - Resume 2026.docx
@@ -46,7 +46,7 @@
         <w:rPr>
           <w:rtl w:val="0"/>
         </w:rPr>
-        <w:t xml:space="preserve">UX Designer | Research &amp; Design Systems</w:t>
+        <w:t xml:space="preserve">UX Designer &amp; Developer | Data-driven, Technically Fluent</w:t>
       </w:r>
     </w:p>
     <w:p>
@@ -79,7 +79,7 @@
             <w:u w:val="single"/>
             <w:rtl w:val="0"/>
           </w:rPr>
-          <w:t xml:space="preserve">(224) 933-4283</w:t>
+          <w:t xml:space="preserve">+1 (224) 933-4283</w:t>
         </w:r>
       </w:hyperlink>
       <w:r>
@@ -158,7 +158,7 @@
         <w:rPr>
           <w:rtl w:val="0"/>
         </w:rPr>
-        <w:t xml:space="preserve">Innovative UX Designer with 8+ years of experience delivering end-to-end projects for startups, nonprofits, and large organizations. At the University of Chicago Library, led the redesign of the main website (1.6M+ annual users) and established a design system to unify multiple vendor platforms. Adept at balancing user needs, technical constraints, and business goals to create accessible, future-proof solutions.</w:t>
+        <w:t xml:space="preserve">UX Designer with 8+ years of experience delivering end-to-end projects on complex, constraint-driven products. Co-led the redesign of the main website ath the UChicago Library (1.6M+ annual users, 400+ editors) and established a design system to unify multiple vendor platforms. Adept at balancing stakeholder ambiguity, technical challenges, and user needs to create accessible, future-proof solutions. Strongest in environments where research rigor, technical feasibility, and stakeholder complexity all matter at once.</w:t>
       </w:r>
       <w:r>
         <w:rPr>
@@ -189,7 +189,7 @@
       <w:pPr>
         <w:numPr>
           <w:ilvl w:val="0"/>
-          <w:numId w:val="2"/>
+          <w:numId w:val="3"/>
         </w:numPr>
         <w:ind w:left="720" w:hanging="360"/>
       </w:pPr>
@@ -205,7 +205,7 @@
         <w:rPr>
           <w:rtl w:val="0"/>
         </w:rPr>
-        <w:t xml:space="preserve"> Designs and executes the full UX lifecycle—research, wireframing, prototyping, and usability testing—delivering </w:t>
+        <w:t xml:space="preserve"> Designed and executed the full UX lifecycle: research, wireframing, prototyping, and usability testing; delivering </w:t>
       </w:r>
       <w:r>
         <w:rPr>
@@ -226,7 +226,7 @@
       <w:pPr>
         <w:numPr>
           <w:ilvl w:val="0"/>
-          <w:numId w:val="2"/>
+          <w:numId w:val="3"/>
         </w:numPr>
         <w:ind w:left="720" w:hanging="360"/>
       </w:pPr>
@@ -277,7 +277,7 @@
       <w:pPr>
         <w:numPr>
           <w:ilvl w:val="0"/>
-          <w:numId w:val="2"/>
+          <w:numId w:val="3"/>
         </w:numPr>
         <w:ind w:left="720" w:hanging="360"/>
       </w:pPr>
@@ -314,20 +314,16 @@
       <w:pPr>
         <w:ind w:left="0" w:firstLine="0"/>
         <w:jc w:val="center"/>
+        <w:rPr/>
+      </w:pPr>
+      <w:r>
         <w:rPr>
           <w:i w:val="1"/>
           <w:iCs w:val="1"/>
           <w:color w:val="5330ad"/>
-        </w:rPr>
-      </w:pPr>
-      <w:r>
-        <w:rPr>
-          <w:i w:val="1"/>
-          <w:iCs w:val="1"/>
-          <w:color w:val="5330ad"/>
-          <w:rtl w:val="0"/>
-        </w:rPr>
-        <w:t xml:space="preserve">User research • usability testing • wireframing • prototyping • journey mapping • affinity mapping • heuristic evaluation • accessibility auditing • WCAG 2.0 AA compliance • stakeholder alignment • cross-functional collaboration • design systems • end-to-end project ownership • Agile workflows • AI-driven prototyping • AI integration for accessibility • inclusive design • rapid iteration • stakeholder management • UX writing • information architecture • front-end development • HTML5 • CSS3 • JavaScript • Python • Git • Figma • Adobe Creative Suite • Hotjar • Maze • GA4 • PowerBi • Notion</w:t>
+          <w:rtl w:val="0"/>
+        </w:rPr>
+        <w:t xml:space="preserve">User research • prototyping • journey mapping • WCAG 2.0 AA compliance • stakeholder alignment • cross-functional collaboration • design systems • end-to-end project ownership • AI-driven prototyping • inclusive design • information architecture • HTML5/CSS3/JS • Python • Figma • Adobe Creative Suite • Hotjar • Maze • GA4 • PowerBi</w:t>
       </w:r>
       <w:r>
         <w:rPr>
@@ -338,30 +334,21 @@
     <w:p>
       <w:pPr>
         <w:pStyle w:val="Heading2"/>
-        <w:keepNext w:val="1"/>
-        <w:keepLines w:val="1"/>
-        <w:pageBreakBefore w:val="0"/>
-        <w:widowControl w:val="0"/>
-        <w:pBdr>
-          <w:top w:space="0" w:sz="0" w:val="nil"/>
-          <w:left w:space="0" w:sz="0" w:val="nil"/>
-          <w:bottom w:color="674ea7" w:space="2" w:sz="8" w:val="single"/>
-          <w:right w:space="0" w:sz="0" w:val="nil"/>
-          <w:between w:space="0" w:sz="0" w:val="nil"/>
-        </w:pBdr>
-        <w:shd w:fill="auto" w:val="clear"/>
-        <w:spacing w:after="0" w:before="360" w:line="240" w:lineRule="auto"/>
-        <w:ind w:left="0" w:right="840" w:firstLine="0"/>
-        <w:jc w:val="left"/>
-        <w:rPr/>
-      </w:pPr>
-      <w:bookmarkStart w:colFirst="0" w:colLast="0" w:name="_ktr4z3g6sc40" w:id="3"/>
+        <w:rPr/>
+      </w:pPr>
+      <w:bookmarkStart w:colFirst="0" w:colLast="0" w:name="_y7d3xdxnr44m" w:id="3"/>
       <w:bookmarkEnd w:id="3"/>
       <w:r>
         <w:rPr>
           <w:rtl w:val="0"/>
         </w:rPr>
-        <w:t xml:space="preserve">PROJECT HIGHLIGHT</w:t>
+        <w:t xml:space="preserve">WORK </w:t>
+      </w:r>
+      <w:r>
+        <w:rPr>
+          <w:rtl w:val="0"/>
+        </w:rPr>
+        <w:t xml:space="preserve">EXPERIENCE</w:t>
       </w:r>
     </w:p>
     <w:p>
@@ -369,13 +356,18 @@
         <w:pStyle w:val="Heading3"/>
         <w:rPr/>
       </w:pPr>
-      <w:bookmarkStart w:colFirst="0" w:colLast="0" w:name="_6k935y4v74b9" w:id="4"/>
+      <w:bookmarkStart w:colFirst="0" w:colLast="0" w:name="_98t31rtrujbr" w:id="4"/>
       <w:bookmarkEnd w:id="4"/>
       <w:r>
         <w:rPr>
           <w:rtl w:val="0"/>
         </w:rPr>
-        <w:t xml:space="preserve">Library Website Redesign</w:t>
+        <w:t xml:space="preserve">UX Designer</w:t>
+      </w:r>
+      <w:r>
+        <w:rPr>
+          <w:rtl w:val="0"/>
+        </w:rPr>
       </w:r>
     </w:p>
     <w:p>
@@ -387,20 +379,30 @@
           <w:rtl w:val="0"/>
         </w:rPr>
         <w:t xml:space="preserve">@University of Chicago Library</w:t>
-      </w:r>
-    </w:p>
-    <w:p>
-      <w:pPr>
-        <w:numPr>
-          <w:ilvl w:val="0"/>
-          <w:numId w:val="1"/>
-        </w:numPr>
-        <w:spacing w:after="0" w:afterAutospacing="0" w:before="0" w:lineRule="auto"/>
-        <w:ind w:left="720" w:right="0" w:hanging="360"/>
-        <w:jc w:val="left"/>
-        <w:rPr>
-          <w:u w:val="none"/>
-        </w:rPr>
+        <w:br w:type="textWrapping"/>
+      </w:r>
+      <w:r>
+        <w:rPr>
+          <w:rtl w:val="0"/>
+        </w:rPr>
+        <w:t xml:space="preserve">Chicago, IL, USA</w:t>
+        <w:br w:type="textWrapping"/>
+      </w:r>
+      <w:r>
+        <w:rPr>
+          <w:rtl w:val="0"/>
+        </w:rPr>
+        <w:t xml:space="preserve">Aug 2023 - Present</w:t>
+      </w:r>
+    </w:p>
+    <w:p>
+      <w:pPr>
+        <w:numPr>
+          <w:ilvl w:val="0"/>
+          <w:numId w:val="3"/>
+        </w:numPr>
+        <w:spacing w:before="80" w:lineRule="auto"/>
+        <w:ind w:left="720" w:hanging="360"/>
       </w:pPr>
       <w:r>
         <w:rPr>
@@ -408,13 +410,32 @@
           <w:bCs w:val="1"/>
           <w:rtl w:val="0"/>
         </w:rPr>
-        <w:t xml:space="preserve">Lead design and research </w:t>
-      </w:r>
-      <w:r>
-        <w:rPr>
-          <w:rtl w:val="0"/>
-        </w:rPr>
-        <w:t xml:space="preserve">for the Main Library Website Redesign, serving </w:t>
+        <w:t xml:space="preserve">Lead Designer for the Library website redesign</w:t>
+      </w:r>
+      <w:r>
+        <w:rPr>
+          <w:rtl w:val="0"/>
+        </w:rPr>
+        <w:t xml:space="preserve">: 1.6M+ annual users, 420+ CMS editors, multi-vendor platform and a CMS with 10k+ pages;, WCAG 2.0 AA compliant; collaborating with a cross-functional team (developers, librarians, external consultants).</w:t>
+      </w:r>
+    </w:p>
+    <w:p>
+      <w:pPr>
+        <w:numPr>
+          <w:ilvl w:val="0"/>
+          <w:numId w:val="3"/>
+        </w:numPr>
+        <w:spacing w:before="80" w:lineRule="auto"/>
+        <w:ind w:left="720" w:hanging="360"/>
+        <w:rPr>
+          <w:u w:val="none"/>
+        </w:rPr>
+      </w:pPr>
+      <w:r>
+        <w:rPr>
+          <w:rtl w:val="0"/>
+        </w:rPr>
+        <w:t xml:space="preserve">Discovery research revealed mostly </w:t>
       </w:r>
       <w:r>
         <w:rPr>
@@ -422,13 +443,13 @@
           <w:bCs w:val="1"/>
           <w:rtl w:val="0"/>
         </w:rPr>
-        <w:t xml:space="preserve">1.6M+ annual users</w:t>
-      </w:r>
-      <w:r>
-        <w:rPr>
-          <w:rtl w:val="0"/>
-        </w:rPr>
-        <w:t xml:space="preserve"> and </w:t>
+        <w:t xml:space="preserve">service awareness and navigation issues</w:t>
+      </w:r>
+      <w:r>
+        <w:rPr>
+          <w:rtl w:val="0"/>
+        </w:rPr>
+        <w:t xml:space="preserve">, highlighting a need to study </w:t>
       </w:r>
       <w:r>
         <w:rPr>
@@ -436,13 +457,32 @@
           <w:bCs w:val="1"/>
           <w:rtl w:val="0"/>
         </w:rPr>
-        <w:t xml:space="preserve">420+ staff</w:t>
-      </w:r>
-      <w:r>
-        <w:rPr>
-          <w:rtl w:val="0"/>
-        </w:rPr>
-        <w:t xml:space="preserve">, integrating a </w:t>
+        <w:t xml:space="preserve">Information Architecture</w:t>
+      </w:r>
+      <w:r>
+        <w:rPr>
+          <w:rtl w:val="0"/>
+        </w:rPr>
+        <w:t xml:space="preserve"> further, and a redesign of various landing pages.</w:t>
+      </w:r>
+    </w:p>
+    <w:p>
+      <w:pPr>
+        <w:numPr>
+          <w:ilvl w:val="0"/>
+          <w:numId w:val="3"/>
+        </w:numPr>
+        <w:spacing w:before="80" w:lineRule="auto"/>
+        <w:ind w:left="720" w:hanging="360"/>
+        <w:rPr>
+          <w:u w:val="none"/>
+        </w:rPr>
+      </w:pPr>
+      <w:r>
+        <w:rPr>
+          <w:rtl w:val="0"/>
+        </w:rPr>
+        <w:t xml:space="preserve">Staff Focus groups pointed to content </w:t>
       </w:r>
       <w:r>
         <w:rPr>
@@ -450,13 +490,29 @@
           <w:bCs w:val="1"/>
           <w:rtl w:val="0"/>
         </w:rPr>
-        <w:t xml:space="preserve">new design system</w:t>
-      </w:r>
-      <w:r>
-        <w:rPr>
-          <w:rtl w:val="0"/>
-        </w:rPr>
-        <w:t xml:space="preserve"> and </w:t>
+        <w:t xml:space="preserve">ownership challenges</w:t>
+      </w:r>
+      <w:r>
+        <w:rPr>
+          <w:rtl w:val="0"/>
+        </w:rPr>
+        <w:t xml:space="preserve"> prompting a re-structuring of the internally managed CMS tool.</w:t>
+      </w:r>
+    </w:p>
+    <w:p>
+      <w:pPr>
+        <w:numPr>
+          <w:ilvl w:val="0"/>
+          <w:numId w:val="3"/>
+        </w:numPr>
+        <w:spacing w:before="80" w:lineRule="auto"/>
+        <w:ind w:left="720" w:hanging="360"/>
+      </w:pPr>
+      <w:r>
+        <w:rPr>
+          <w:rtl w:val="0"/>
+        </w:rPr>
+        <w:t xml:space="preserve">Creating a Design System’s specs and implementation to apply across </w:t>
       </w:r>
       <w:r>
         <w:rPr>
@@ -464,162 +520,18 @@
           <w:bCs w:val="1"/>
           <w:rtl w:val="0"/>
         </w:rPr>
-        <w:t xml:space="preserve">modern CSS framework</w:t>
-      </w:r>
-      <w:r>
-        <w:rPr>
-          <w:rtl w:val="0"/>
-        </w:rPr>
-        <w:t xml:space="preserve"> to unify multiple vendor platforms.</w:t>
-      </w:r>
-    </w:p>
-    <w:p>
-      <w:pPr>
-        <w:numPr>
-          <w:ilvl w:val="0"/>
-          <w:numId w:val="1"/>
-        </w:numPr>
-        <w:spacing w:after="0" w:afterAutospacing="0" w:before="0" w:lineRule="auto"/>
-        <w:ind w:left="720" w:right="0" w:hanging="360"/>
-        <w:jc w:val="left"/>
-        <w:rPr>
-          <w:u w:val="none"/>
-        </w:rPr>
-      </w:pPr>
-      <w:r>
-        <w:rPr>
-          <w:b w:val="1"/>
-          <w:bCs w:val="1"/>
-          <w:rtl w:val="0"/>
-        </w:rPr>
-        <w:t xml:space="preserve">Drove stakeholder alignment</w:t>
-      </w:r>
-      <w:r>
-        <w:rPr>
-          <w:rtl w:val="0"/>
-        </w:rPr>
-        <w:t xml:space="preserve"> across Librarians, Special Collections, Access Services, and Admin to ensure democratic representation and buy-in.</w:t>
-      </w:r>
-    </w:p>
-    <w:p>
-      <w:pPr>
-        <w:numPr>
-          <w:ilvl w:val="0"/>
-          <w:numId w:val="1"/>
-        </w:numPr>
-        <w:spacing w:after="240" w:before="0" w:lineRule="auto"/>
-        <w:ind w:left="720" w:right="0" w:hanging="360"/>
-        <w:jc w:val="left"/>
-        <w:rPr>
-          <w:u w:val="none"/>
-        </w:rPr>
-      </w:pPr>
-      <w:r>
-        <w:rPr>
-          <w:b w:val="1"/>
-          <w:bCs w:val="1"/>
-          <w:rtl w:val="0"/>
-        </w:rPr>
-        <w:t xml:space="preserve">Established a scalable design system</w:t>
-      </w:r>
-      <w:r>
-        <w:rPr>
-          <w:rtl w:val="0"/>
-        </w:rPr>
-        <w:t xml:space="preserve"> to future-proof the Library’s digital presence and improve accessibility compliance.</w:t>
-      </w:r>
-    </w:p>
-    <w:p>
-      <w:pPr>
-        <w:pStyle w:val="Heading2"/>
-        <w:rPr/>
-      </w:pPr>
-      <w:bookmarkStart w:colFirst="0" w:colLast="0" w:name="_y7d3xdxnr44m" w:id="5"/>
-      <w:bookmarkEnd w:id="5"/>
-      <w:r>
-        <w:rPr>
-          <w:rtl w:val="0"/>
-        </w:rPr>
-        <w:t xml:space="preserve">WORK </w:t>
-      </w:r>
-      <w:r>
-        <w:rPr>
-          <w:rtl w:val="0"/>
-        </w:rPr>
-        <w:t xml:space="preserve">EXPERIENCE</w:t>
-      </w:r>
-    </w:p>
-    <w:p>
-      <w:pPr>
-        <w:pStyle w:val="Heading3"/>
-        <w:rPr/>
-      </w:pPr>
-      <w:bookmarkStart w:colFirst="0" w:colLast="0" w:name="_98t31rtrujbr" w:id="6"/>
-      <w:bookmarkEnd w:id="6"/>
-      <w:r>
-        <w:rPr>
-          <w:rtl w:val="0"/>
-        </w:rPr>
-        <w:t xml:space="preserve">UX Designer</w:t>
-      </w:r>
-      <w:r>
-        <w:rPr>
-          <w:rtl w:val="0"/>
-        </w:rPr>
-      </w:r>
-    </w:p>
-    <w:p>
-      <w:pPr>
-        <w:pStyle w:val="Heading4"/>
-        <w:rPr/>
-      </w:pPr>
-      <w:bookmarkStart w:colFirst="0" w:colLast="0" w:name="_rfgvkg2ifhfd" w:id="7"/>
-      <w:bookmarkEnd w:id="7"/>
-      <w:r>
-        <w:rPr>
-          <w:rtl w:val="0"/>
-        </w:rPr>
-        <w:t xml:space="preserve">@</w:t>
-      </w:r>
-      <w:r>
-        <w:rPr>
-          <w:rtl w:val="0"/>
-        </w:rPr>
-        <w:t xml:space="preserve">University of Chicago Library</w:t>
-      </w:r>
-    </w:p>
-    <w:p>
-      <w:pPr>
-        <w:tabs>
-          <w:tab w:val="left" w:leader="none" w:pos="7200"/>
-        </w:tabs>
-        <w:rPr/>
-      </w:pPr>
-      <w:r>
-        <w:rPr>
-          <w:rtl w:val="0"/>
-        </w:rPr>
-        <w:t xml:space="preserve">Chicago, IL, USA</w:t>
-      </w:r>
-    </w:p>
-    <w:p>
-      <w:pPr>
-        <w:tabs>
-          <w:tab w:val="left" w:leader="none" w:pos="7200"/>
-        </w:tabs>
-        <w:rPr/>
-      </w:pPr>
-      <w:r>
-        <w:rPr>
-          <w:rtl w:val="0"/>
-        </w:rPr>
-        <w:tab/>
-      </w:r>
-      <w:r>
-        <w:rPr>
-          <w:rtl w:val="0"/>
-        </w:rPr>
-        <w:t xml:space="preserve">Aug 2023 - Present</w:t>
+        <w:t xml:space="preserve">6 platforms as a single web experience</w:t>
+      </w:r>
+      <w:r>
+        <w:rPr>
+          <w:rtl w:val="0"/>
+        </w:rPr>
+        <w:t xml:space="preserve">.</w:t>
+      </w:r>
+      <w:r>
+        <w:rPr>
+          <w:rtl w:val="0"/>
+        </w:rPr>
       </w:r>
     </w:p>
     <w:p>
@@ -630,7 +542,7 @@
         <w:widowControl w:val="0"/>
         <w:numPr>
           <w:ilvl w:val="0"/>
-          <w:numId w:val="2"/>
+          <w:numId w:val="3"/>
         </w:numPr>
         <w:pBdr>
           <w:top w:space="0" w:sz="0" w:val="nil"/>
@@ -649,45 +561,23 @@
       </w:pPr>
       <w:r>
         <w:rPr>
+          <w:rtl w:val="0"/>
+        </w:rPr>
+        <w:t xml:space="preserve">Led research, design, and implementation of 3 new/rebuilt websites for key University and Library initiatives, with a focus on </w:t>
+      </w:r>
+      <w:r>
+        <w:rPr>
           <w:b w:val="1"/>
           <w:bCs w:val="1"/>
           <w:rtl w:val="0"/>
         </w:rPr>
-        <w:t xml:space="preserve">Lead Designer for the Library website redesign</w:t>
-      </w:r>
-      <w:r>
-        <w:rPr>
-          <w:rtl w:val="0"/>
-        </w:rPr>
-        <w:t xml:space="preserve"> (1.6M+ users): Owned all design work, co-led research strategy, and collaborated with a cross-functional team (developers, librarians, external consultants) to overhaul the website, implementing a </w:t>
-      </w:r>
-      <w:r>
-        <w:rPr>
-          <w:b w:val="1"/>
-          <w:bCs w:val="1"/>
-          <w:rtl w:val="0"/>
-        </w:rPr>
-        <w:t xml:space="preserve">new design system</w:t>
-      </w:r>
-      <w:r>
-        <w:rPr>
-          <w:rtl w:val="0"/>
-        </w:rPr>
-        <w:t xml:space="preserve"> and </w:t>
-      </w:r>
-      <w:r>
-        <w:rPr>
-          <w:b w:val="1"/>
-          <w:bCs w:val="1"/>
-          <w:rtl w:val="0"/>
-        </w:rPr>
-        <w:t xml:space="preserve">CSS framework</w:t>
-      </w:r>
-      <w:r>
-        <w:rPr>
-          <w:rtl w:val="0"/>
-        </w:rPr>
-        <w:t xml:space="preserve">.</w:t>
+        <w:t xml:space="preserve">usability, accessibility, and future proofing</w:t>
+      </w:r>
+      <w:r>
+        <w:rPr>
+          <w:rtl w:val="0"/>
+        </w:rPr>
+        <w:t xml:space="preserve">. </w:t>
       </w:r>
     </w:p>
     <w:p>
@@ -698,7 +588,7 @@
         <w:widowControl w:val="0"/>
         <w:numPr>
           <w:ilvl w:val="0"/>
-          <w:numId w:val="2"/>
+          <w:numId w:val="3"/>
         </w:numPr>
         <w:pBdr>
           <w:top w:space="0" w:sz="0" w:val="nil"/>
@@ -719,7 +609,7 @@
         <w:rPr>
           <w:rtl w:val="0"/>
         </w:rPr>
-        <w:t xml:space="preserve">Led research, design, and implementation of 3 new/rebuilt websites for key University and Library initiatives, with a focus on usability, accessibility, and future proofing. </w:t>
+        <w:t xml:space="preserve">Incorporating supervised coding agents to increase software update turnaround, as well as prototyping directly with working applications. </w:t>
       </w:r>
     </w:p>
     <w:p>
@@ -730,7 +620,7 @@
         <w:widowControl w:val="0"/>
         <w:numPr>
           <w:ilvl w:val="0"/>
-          <w:numId w:val="2"/>
+          <w:numId w:val="3"/>
         </w:numPr>
         <w:pBdr>
           <w:top w:space="0" w:sz="0" w:val="nil"/>
@@ -753,13 +643,19 @@
           <w:bCs w:val="1"/>
           <w:rtl w:val="0"/>
         </w:rPr>
-        <w:t xml:space="preserve">Exploring AI integration </w:t>
-      </w:r>
-      <w:r>
-        <w:rPr>
-          <w:rtl w:val="0"/>
-        </w:rPr>
-        <w:t xml:space="preserve">to enhance accessibility, personalize user experiences, and streamline workflows, including prototyping AI-driven tools to accelerate design and development iteration.</w:t>
+        <w:t xml:space="preserve">Cross-Departmental Consultancy</w:t>
+      </w:r>
+      <w:r>
+        <w:rPr>
+          <w:rtl w:val="0"/>
+        </w:rPr>
+        <w:t xml:space="preserve">:</w:t>
+      </w:r>
+      <w:r>
+        <w:rPr>
+          <w:rtl w:val="0"/>
+        </w:rPr>
+        <w:t xml:space="preserve"> Provide expert guidance on UX, web/graphic design, social media, SEO, and accessibility to other Library units, demonstrating versatility and thought leadership.</w:t>
       </w:r>
     </w:p>
     <w:p>
@@ -770,7 +666,7 @@
         <w:widowControl w:val="0"/>
         <w:numPr>
           <w:ilvl w:val="0"/>
-          <w:numId w:val="2"/>
+          <w:numId w:val="3"/>
         </w:numPr>
         <w:pBdr>
           <w:top w:space="0" w:sz="0" w:val="nil"/>
@@ -789,23 +685,9 @@
       </w:pPr>
       <w:r>
         <w:rPr>
-          <w:b w:val="1"/>
-          <w:bCs w:val="1"/>
-          <w:rtl w:val="0"/>
-        </w:rPr>
-        <w:t xml:space="preserve">Cross-Departmental Consultancy</w:t>
-      </w:r>
-      <w:r>
-        <w:rPr>
-          <w:rtl w:val="0"/>
-        </w:rPr>
-        <w:t xml:space="preserve">:</w:t>
-      </w:r>
-      <w:r>
-        <w:rPr>
-          <w:rtl w:val="0"/>
-        </w:rPr>
-        <w:t xml:space="preserve"> Provide expert guidance on UX, web/graphic design, social media, SEO, and accessibility to other Library units, demonstrating versatility and thought leadership.</w:t>
+          <w:rtl w:val="0"/>
+        </w:rPr>
+        <w:t xml:space="preserve">Leading an Accessibility Interest Group, fostering knowledge-sharing and coordinating digital/physical accessibility efforts across the Library.</w:t>
       </w:r>
     </w:p>
     <w:p>
@@ -816,7 +698,7 @@
         <w:widowControl w:val="0"/>
         <w:numPr>
           <w:ilvl w:val="0"/>
-          <w:numId w:val="2"/>
+          <w:numId w:val="3"/>
         </w:numPr>
         <w:pBdr>
           <w:top w:space="0" w:sz="0" w:val="nil"/>
@@ -837,128 +719,49 @@
         <w:rPr>
           <w:rtl w:val="0"/>
         </w:rPr>
-        <w:t xml:space="preserve">Leading an Accessibility Interest Group, fostering knowledge-sharing and coordinating digital/physical accessibility efforts across the Library.</w:t>
-      </w:r>
-    </w:p>
-    <w:p>
-      <w:pPr>
-        <w:keepNext w:val="0"/>
-        <w:keepLines w:val="0"/>
-        <w:pageBreakBefore w:val="0"/>
-        <w:widowControl w:val="0"/>
-        <w:numPr>
-          <w:ilvl w:val="0"/>
-          <w:numId w:val="2"/>
-        </w:numPr>
-        <w:pBdr>
-          <w:top w:space="0" w:sz="0" w:val="nil"/>
-          <w:left w:space="0" w:sz="0" w:val="nil"/>
-          <w:bottom w:space="0" w:sz="0" w:val="nil"/>
-          <w:right w:space="0" w:sz="0" w:val="nil"/>
-          <w:between w:space="0" w:sz="0" w:val="nil"/>
-        </w:pBdr>
-        <w:shd w:fill="auto" w:val="clear"/>
-        <w:spacing w:after="0" w:before="80" w:line="240" w:lineRule="auto"/>
-        <w:ind w:left="720" w:right="840" w:hanging="360"/>
-        <w:jc w:val="both"/>
+        <w:t xml:space="preserve">Collaborate with the Director of Communications to apply a new brand system in any physical and digital media across all departments.</w:t>
+      </w:r>
+    </w:p>
+    <w:p>
+      <w:pPr>
+        <w:pStyle w:val="Heading3"/>
+        <w:rPr/>
+      </w:pPr>
+      <w:bookmarkStart w:colFirst="0" w:colLast="0" w:name="_othlva3027py" w:id="5"/>
+      <w:bookmarkEnd w:id="5"/>
+      <w:r>
+        <w:rPr>
+          <w:rtl w:val="0"/>
+        </w:rPr>
+        <w:t xml:space="preserve">UX Designer &amp; Developer (volunteer)</w:t>
+      </w:r>
+    </w:p>
+    <w:p>
+      <w:pPr>
+        <w:rPr/>
+      </w:pPr>
+      <w:r>
+        <w:rPr>
+          <w:rtl w:val="0"/>
+        </w:rPr>
+        <w:t xml:space="preserve">@Changing Children's Worlds Foundation</w:t>
+        <w:br w:type="textWrapping"/>
+        <w:t xml:space="preserve">IL, USA</w:t>
+        <w:br w:type="textWrapping"/>
+        <w:t xml:space="preserve">Sep 2022 - Aug 2023 </w:t>
+      </w:r>
+    </w:p>
+    <w:p>
+      <w:pPr>
+        <w:numPr>
+          <w:ilvl w:val="0"/>
+          <w:numId w:val="4"/>
+        </w:numPr>
+        <w:spacing w:before="80" w:lineRule="auto"/>
+        <w:ind w:left="720" w:hanging="360"/>
         <w:rPr>
           <w:u w:val="none"/>
         </w:rPr>
-      </w:pPr>
-      <w:r>
-        <w:rPr>
-          <w:rtl w:val="0"/>
-        </w:rPr>
-        <w:t xml:space="preserve">Ensure 90%+ WCAG 2.0 AA compliance</w:t>
-      </w:r>
-      <w:r>
-        <w:rPr>
-          <w:rtl w:val="0"/>
-        </w:rPr>
-        <w:t xml:space="preserve"> across 7+ Library websites</w:t>
-      </w:r>
-    </w:p>
-    <w:p>
-      <w:pPr>
-        <w:keepNext w:val="0"/>
-        <w:keepLines w:val="0"/>
-        <w:pageBreakBefore w:val="0"/>
-        <w:widowControl w:val="0"/>
-        <w:numPr>
-          <w:ilvl w:val="0"/>
-          <w:numId w:val="2"/>
-        </w:numPr>
-        <w:pBdr>
-          <w:top w:space="0" w:sz="0" w:val="nil"/>
-          <w:left w:space="0" w:sz="0" w:val="nil"/>
-          <w:bottom w:space="0" w:sz="0" w:val="nil"/>
-          <w:right w:space="0" w:sz="0" w:val="nil"/>
-          <w:between w:space="0" w:sz="0" w:val="nil"/>
-        </w:pBdr>
-        <w:shd w:fill="auto" w:val="clear"/>
-        <w:spacing w:after="0" w:before="80" w:line="240" w:lineRule="auto"/>
-        <w:ind w:left="720" w:right="840" w:hanging="360"/>
-        <w:jc w:val="both"/>
-        <w:rPr>
-          <w:u w:val="none"/>
-        </w:rPr>
-      </w:pPr>
-      <w:r>
-        <w:rPr>
-          <w:rtl w:val="0"/>
-        </w:rPr>
-        <w:t xml:space="preserve">Collaborate with the Director of Communications to apply a new brand system in any physical and digital media across all departments.</w:t>
-      </w:r>
-    </w:p>
-    <w:p>
-      <w:pPr>
-        <w:pStyle w:val="Heading3"/>
-        <w:rPr/>
-      </w:pPr>
-      <w:bookmarkStart w:colFirst="0" w:colLast="0" w:name="_othlva3027py" w:id="8"/>
-      <w:bookmarkEnd w:id="8"/>
-      <w:r>
-        <w:rPr>
-          <w:rtl w:val="0"/>
-        </w:rPr>
-        <w:t xml:space="preserve">UX Designer &amp; Developer (volunteer)</w:t>
-      </w:r>
-    </w:p>
-    <w:p>
-      <w:pPr>
-        <w:pStyle w:val="Heading4"/>
-        <w:rPr/>
-      </w:pPr>
-      <w:bookmarkStart w:colFirst="0" w:colLast="0" w:name="_t1k47p4qm5hx" w:id="9"/>
-      <w:bookmarkEnd w:id="9"/>
-      <w:r>
-        <w:rPr>
-          <w:rtl w:val="0"/>
-        </w:rPr>
-        <w:t xml:space="preserve">@Changing Children's Worlds Foundation</w:t>
-      </w:r>
-    </w:p>
-    <w:p>
-      <w:pPr>
-        <w:tabs>
-          <w:tab w:val="left" w:leader="none" w:pos="7200"/>
-        </w:tabs>
-        <w:rPr/>
-      </w:pPr>
-      <w:r>
-        <w:rPr>
-          <w:rtl w:val="0"/>
-        </w:rPr>
-        <w:t xml:space="preserve">IL, USA</w:t>
-        <w:tab/>
-        <w:t xml:space="preserve">Sep 2022 - Aug 2023 </w:t>
-      </w:r>
-    </w:p>
-    <w:p>
-      <w:pPr>
-        <w:spacing w:before="80" w:lineRule="auto"/>
-        <w:ind w:left="0" w:firstLine="0"/>
-        <w:rPr/>
       </w:pPr>
       <w:r>
         <w:rPr>
@@ -985,8 +788,8 @@
         <w:pStyle w:val="Heading3"/>
         <w:rPr/>
       </w:pPr>
-      <w:bookmarkStart w:colFirst="0" w:colLast="0" w:name="_sgozbi9z4gzd" w:id="10"/>
-      <w:bookmarkEnd w:id="10"/>
+      <w:bookmarkStart w:colFirst="0" w:colLast="0" w:name="_sgozbi9z4gzd" w:id="6"/>
+      <w:bookmarkEnd w:id="6"/>
       <w:r>
         <w:rPr>
           <w:rtl w:val="0"/>
@@ -996,31 +799,16 @@
     </w:p>
     <w:p>
       <w:pPr>
-        <w:pStyle w:val="Heading4"/>
-        <w:rPr/>
-      </w:pPr>
-      <w:bookmarkStart w:colFirst="0" w:colLast="0" w:name="_1y34ng8hsvlz" w:id="11"/>
-      <w:bookmarkEnd w:id="11"/>
+        <w:rPr/>
+      </w:pPr>
       <w:r>
         <w:rPr>
           <w:rtl w:val="0"/>
         </w:rPr>
         <w:t xml:space="preserve">@Freelancing Web Services</w:t>
-      </w:r>
-    </w:p>
-    <w:p>
-      <w:pPr>
-        <w:tabs>
-          <w:tab w:val="left" w:leader="none" w:pos="7200"/>
-        </w:tabs>
-        <w:rPr/>
-      </w:pPr>
-      <w:r>
-        <w:rPr>
-          <w:rtl w:val="0"/>
-        </w:rPr>
-        <w:t xml:space="preserve">Remote</w:t>
-        <w:tab/>
+        <w:br w:type="textWrapping"/>
+        <w:t xml:space="preserve">Various Locations (Remote)</w:t>
+        <w:br w:type="textWrapping"/>
         <w:t xml:space="preserve">Apr 2020 – Mar 2022</w:t>
       </w:r>
     </w:p>
@@ -1028,7 +816,7 @@
       <w:pPr>
         <w:numPr>
           <w:ilvl w:val="0"/>
-          <w:numId w:val="2"/>
+          <w:numId w:val="3"/>
         </w:numPr>
         <w:spacing w:before="80" w:lineRule="auto"/>
         <w:ind w:left="450" w:right="840" w:hanging="270"/>
@@ -1053,7 +841,7 @@
       <w:pPr>
         <w:numPr>
           <w:ilvl w:val="0"/>
-          <w:numId w:val="2"/>
+          <w:numId w:val="3"/>
         </w:numPr>
         <w:spacing w:before="80" w:lineRule="auto"/>
         <w:ind w:left="450" w:right="840" w:hanging="270"/>
@@ -1072,7 +860,7 @@
       <w:pPr>
         <w:numPr>
           <w:ilvl w:val="0"/>
-          <w:numId w:val="2"/>
+          <w:numId w:val="3"/>
         </w:numPr>
         <w:spacing w:before="80" w:lineRule="auto"/>
         <w:ind w:left="450" w:right="840" w:hanging="270"/>
@@ -1092,8 +880,8 @@
         <w:pStyle w:val="Heading3"/>
         <w:rPr/>
       </w:pPr>
-      <w:bookmarkStart w:colFirst="0" w:colLast="0" w:name="_g1nuewk9cfcy" w:id="12"/>
-      <w:bookmarkEnd w:id="12"/>
+      <w:bookmarkStart w:colFirst="0" w:colLast="0" w:name="_g1nuewk9cfcy" w:id="7"/>
+      <w:bookmarkEnd w:id="7"/>
       <w:r>
         <w:rPr>
           <w:rtl w:val="0"/>
@@ -1103,271 +891,210 @@
     </w:p>
     <w:p>
       <w:pPr>
-        <w:pStyle w:val="Heading4"/>
-        <w:rPr/>
-      </w:pPr>
-      <w:bookmarkStart w:colFirst="0" w:colLast="0" w:name="_7rtaig7ima" w:id="13"/>
-      <w:bookmarkEnd w:id="13"/>
+        <w:rPr/>
+      </w:pPr>
       <w:r>
         <w:rPr>
           <w:rtl w:val="0"/>
         </w:rPr>
         <w:t xml:space="preserve">@Watgrid Solutions </w:t>
-      </w:r>
-    </w:p>
-    <w:p>
-      <w:pPr>
-        <w:tabs>
-          <w:tab w:val="left" w:leader="none" w:pos="7200"/>
-        </w:tabs>
-        <w:rPr/>
-      </w:pPr>
-      <w:r>
-        <w:rPr>
-          <w:rtl w:val="0"/>
-        </w:rPr>
+        <w:br w:type="textWrapping"/>
         <w:t xml:space="preserve">Ílhavo, Portugal</w:t>
-        <w:tab/>
+        <w:br w:type="textWrapping"/>
         <w:t xml:space="preserve">Feb 2018 - Feb 2020 </w:t>
       </w:r>
     </w:p>
     <w:p>
       <w:pPr>
-        <w:keepNext w:val="0"/>
-        <w:keepLines w:val="0"/>
-        <w:pageBreakBefore w:val="0"/>
-        <w:widowControl w:val="0"/>
-        <w:numPr>
-          <w:ilvl w:val="0"/>
-          <w:numId w:val="2"/>
-        </w:numPr>
-        <w:pBdr>
-          <w:top w:space="0" w:sz="0" w:val="nil"/>
-          <w:left w:space="0" w:sz="0" w:val="nil"/>
-          <w:bottom w:space="0" w:sz="0" w:val="nil"/>
-          <w:right w:space="0" w:sz="0" w:val="nil"/>
-          <w:between w:space="0" w:sz="0" w:val="nil"/>
-        </w:pBdr>
-        <w:shd w:fill="auto" w:val="clear"/>
-        <w:spacing w:after="0" w:before="80" w:line="240" w:lineRule="auto"/>
-        <w:ind w:left="450" w:right="840" w:hanging="270"/>
-        <w:jc w:val="both"/>
-      </w:pPr>
-      <w:r>
-        <w:rPr>
-          <w:rtl w:val="0"/>
-        </w:rPr>
-        <w:t xml:space="preserve">Overhauled the UX for a SaaS IoT management platform, collaborating with hardware and software engineers to integrate key partner feedback and deliver a streamlined, user-friendly experience.</w:t>
-      </w:r>
-    </w:p>
-    <w:p>
-      <w:pPr>
-        <w:keepNext w:val="0"/>
-        <w:keepLines w:val="0"/>
-        <w:pageBreakBefore w:val="0"/>
-        <w:widowControl w:val="0"/>
-        <w:numPr>
-          <w:ilvl w:val="0"/>
-          <w:numId w:val="2"/>
-        </w:numPr>
-        <w:pBdr>
-          <w:top w:space="0" w:sz="0" w:val="nil"/>
-          <w:left w:space="0" w:sz="0" w:val="nil"/>
-          <w:bottom w:space="0" w:sz="0" w:val="nil"/>
-          <w:right w:space="0" w:sz="0" w:val="nil"/>
-          <w:between w:space="0" w:sz="0" w:val="nil"/>
-        </w:pBdr>
-        <w:shd w:fill="auto" w:val="clear"/>
-        <w:spacing w:after="0" w:before="80" w:line="240" w:lineRule="auto"/>
-        <w:ind w:left="450" w:right="840" w:hanging="270"/>
-        <w:jc w:val="both"/>
-      </w:pPr>
-      <w:r>
-        <w:rPr>
-          <w:rtl w:val="0"/>
-        </w:rPr>
-        <w:t xml:space="preserve">Established branding consistency and scalability by creating a shared design system for product design and marketing.</w:t>
-      </w:r>
-    </w:p>
-    <w:p>
-      <w:pPr>
-        <w:keepNext w:val="0"/>
-        <w:keepLines w:val="0"/>
-        <w:pageBreakBefore w:val="0"/>
-        <w:widowControl w:val="0"/>
-        <w:numPr>
-          <w:ilvl w:val="0"/>
-          <w:numId w:val="2"/>
-        </w:numPr>
-        <w:pBdr>
-          <w:top w:space="0" w:sz="0" w:val="nil"/>
-          <w:left w:space="0" w:sz="0" w:val="nil"/>
-          <w:bottom w:space="0" w:sz="0" w:val="nil"/>
-          <w:right w:space="0" w:sz="0" w:val="nil"/>
-          <w:between w:space="0" w:sz="0" w:val="nil"/>
-        </w:pBdr>
-        <w:shd w:fill="auto" w:val="clear"/>
-        <w:spacing w:after="0" w:before="80" w:line="240" w:lineRule="auto"/>
-        <w:ind w:left="450" w:right="840" w:hanging="270"/>
-        <w:jc w:val="both"/>
-        <w:rPr>
-          <w:u w:val="none"/>
-        </w:rPr>
-      </w:pPr>
-      <w:r>
-        <w:rPr>
-          <w:rtl w:val="0"/>
-        </w:rPr>
-        <w:t xml:space="preserve">Monitored product roadmap, feature performance, and usability in alignment with business goals.</w:t>
-      </w:r>
-    </w:p>
-    <w:p>
-      <w:pPr>
-        <w:numPr>
-          <w:ilvl w:val="0"/>
-          <w:numId w:val="2"/>
+        <w:numPr>
+          <w:ilvl w:val="0"/>
+          <w:numId w:val="3"/>
         </w:numPr>
         <w:spacing w:before="80" w:lineRule="auto"/>
         <w:ind w:left="450" w:right="840" w:hanging="270"/>
-      </w:pPr>
-      <w:r>
-        <w:rPr>
-          <w:rtl w:val="0"/>
-        </w:rPr>
-        <w:t xml:space="preserve">Developed new features in an Agile environment using AngularJs.</w:t>
-      </w:r>
-    </w:p>
-    <w:p>
-      <w:pPr>
-        <w:pStyle w:val="Heading3"/>
-        <w:rPr/>
-      </w:pPr>
-      <w:bookmarkStart w:colFirst="0" w:colLast="0" w:name="_r2fes5xz1cfv" w:id="14"/>
-      <w:bookmarkEnd w:id="14"/>
-      <w:r>
-        <w:rPr>
-          <w:rtl w:val="0"/>
-        </w:rPr>
-        <w:t xml:space="preserve">Digital Media Specialist</w:t>
-      </w:r>
-    </w:p>
-    <w:p>
-      <w:pPr>
-        <w:pStyle w:val="Heading4"/>
-        <w:rPr/>
-      </w:pPr>
-      <w:bookmarkStart w:colFirst="0" w:colLast="0" w:name="_nb23ami0plev" w:id="15"/>
-      <w:bookmarkEnd w:id="15"/>
-      <w:r>
-        <w:rPr>
-          <w:rtl w:val="0"/>
-        </w:rPr>
-        <w:t xml:space="preserve">@My Friends in Portugal</w:t>
-      </w:r>
-    </w:p>
-    <w:p>
-      <w:pPr>
-        <w:tabs>
-          <w:tab w:val="left" w:leader="none" w:pos="7200"/>
-        </w:tabs>
-        <w:ind w:left="0" w:right="840" w:firstLine="0"/>
-        <w:rPr/>
-      </w:pPr>
-      <w:r>
-        <w:rPr>
-          <w:rtl w:val="0"/>
-        </w:rPr>
-        <w:t xml:space="preserve">Aveiro, Portugal</w:t>
-        <w:tab/>
-        <w:t xml:space="preserve">Mar 2017 - Dec 2017 </w:t>
-      </w:r>
-    </w:p>
-    <w:p>
-      <w:pPr>
-        <w:ind w:left="0" w:right="840" w:firstLine="0"/>
-        <w:rPr/>
-      </w:pPr>
-      <w:r>
-        <w:rPr>
-          <w:rtl w:val="0"/>
-        </w:rPr>
-        <w:t xml:space="preserve">B</w:t>
-      </w:r>
-      <w:r>
-        <w:rPr>
-          <w:rtl w:val="0"/>
-        </w:rPr>
-        <w:t xml:space="preserve">ootstrap an e-tourism start-up.</w:t>
-      </w:r>
-    </w:p>
-    <w:p>
-      <w:pPr>
-        <w:pStyle w:val="Heading3"/>
-        <w:rPr/>
-      </w:pPr>
-      <w:bookmarkStart w:colFirst="0" w:colLast="0" w:name="_tdhlhy1vxl7g" w:id="16"/>
-      <w:bookmarkEnd w:id="16"/>
-      <w:r>
-        <w:rPr>
-          <w:rtl w:val="0"/>
-        </w:rPr>
-        <w:t xml:space="preserve">Lead Photographer</w:t>
-      </w:r>
-    </w:p>
-    <w:p>
-      <w:pPr>
-        <w:pStyle w:val="Heading4"/>
-        <w:rPr/>
-      </w:pPr>
-      <w:bookmarkStart w:colFirst="0" w:colLast="0" w:name="_pbvrcjrt908b" w:id="17"/>
-      <w:bookmarkEnd w:id="17"/>
-      <w:r>
-        <w:rPr>
-          <w:rtl w:val="0"/>
-        </w:rPr>
-        <w:t xml:space="preserve">@Foto Felicidade</w:t>
-      </w:r>
-    </w:p>
-    <w:p>
-      <w:pPr>
-        <w:tabs>
-          <w:tab w:val="left" w:leader="none" w:pos="7200"/>
-        </w:tabs>
-        <w:rPr/>
-      </w:pPr>
-      <w:r>
-        <w:rPr>
-          <w:rtl w:val="0"/>
-        </w:rPr>
-        <w:t xml:space="preserve">Vila Verde, Portugal</w:t>
-        <w:tab/>
-        <w:t xml:space="preserve">May 2004 - Sep 2014 </w:t>
-      </w:r>
-    </w:p>
-    <w:p>
-      <w:pPr>
-        <w:numPr>
-          <w:ilvl w:val="0"/>
-          <w:numId w:val="2"/>
+        <w:rPr>
+          <w:u w:val="none"/>
+        </w:rPr>
+      </w:pPr>
+      <w:r>
+        <w:rPr>
+          <w:rtl w:val="0"/>
+        </w:rPr>
+        <w:t xml:space="preserve">Redesigned the UX for a B2B SaaS IoT management platform from the ground up, embedded directly with hardware and software engineering teams. Translated partner feedback and technical constraints into a streamlined product experience, reducing onboarding friction and consolidating fragmented workflows.</w:t>
+      </w:r>
+    </w:p>
+    <w:p>
+      <w:pPr>
+        <w:numPr>
+          <w:ilvl w:val="0"/>
+          <w:numId w:val="3"/>
         </w:numPr>
         <w:spacing w:before="80" w:lineRule="auto"/>
         <w:ind w:left="450" w:right="840" w:hanging="270"/>
-      </w:pPr>
-      <w:r>
-        <w:rPr>
-          <w:rtl w:val="0"/>
-        </w:rPr>
-        <w:t xml:space="preserve">Conducted studio and outdoor photo sessions, weddings, and other private events.</w:t>
-      </w:r>
-    </w:p>
-    <w:p>
-      <w:pPr>
-        <w:numPr>
-          <w:ilvl w:val="0"/>
-          <w:numId w:val="2"/>
+        <w:rPr>
+          <w:u w:val="none"/>
+        </w:rPr>
+      </w:pPr>
+      <w:r>
+        <w:rPr>
+          <w:rtl w:val="0"/>
+        </w:rPr>
+        <w:t xml:space="preserve">Built a shared design system spanning product UI and marketing, establishing visual and component consistency across a growing product suite.</w:t>
+      </w:r>
+    </w:p>
+    <w:p>
+      <w:pPr>
+        <w:numPr>
+          <w:ilvl w:val="0"/>
+          <w:numId w:val="3"/>
         </w:numPr>
         <w:spacing w:before="80" w:lineRule="auto"/>
         <w:ind w:left="450" w:right="840" w:hanging="270"/>
+        <w:rPr>
+          <w:u w:val="none"/>
+        </w:rPr>
+      </w:pPr>
+      <w:r>
+        <w:rPr>
+          <w:rtl w:val="0"/>
+        </w:rPr>
+        <w:t xml:space="preserve">Monitored product roadmap, feature performance, and usability in alignment with business goals.</w:t>
+      </w:r>
+    </w:p>
+    <w:p>
+      <w:pPr>
+        <w:numPr>
+          <w:ilvl w:val="0"/>
+          <w:numId w:val="3"/>
+        </w:numPr>
+        <w:spacing w:before="80" w:lineRule="auto"/>
+        <w:ind w:left="450" w:right="840" w:hanging="270"/>
+        <w:rPr>
+          <w:u w:val="none"/>
+        </w:rPr>
+      </w:pPr>
+      <w:r>
+        <w:rPr>
+          <w:rtl w:val="0"/>
+        </w:rPr>
+        <w:t xml:space="preserve">Developed new product features directly in AngularJS within an Agile team, bridging design and engineering without handoff overhead.</w:t>
+      </w:r>
+    </w:p>
+    <w:p>
+      <w:pPr>
+        <w:pStyle w:val="Heading3"/>
+        <w:rPr/>
+      </w:pPr>
+      <w:bookmarkStart w:colFirst="0" w:colLast="0" w:name="_r2fes5xz1cfv" w:id="8"/>
+      <w:bookmarkEnd w:id="8"/>
+      <w:r>
+        <w:rPr>
+          <w:rtl w:val="0"/>
+        </w:rPr>
+        <w:t xml:space="preserve">Digital Media Specialist</w:t>
+      </w:r>
+    </w:p>
+    <w:p>
+      <w:pPr>
+        <w:rPr/>
+      </w:pPr>
+      <w:r>
+        <w:rPr>
+          <w:rtl w:val="0"/>
+        </w:rPr>
+        <w:t xml:space="preserve">@My Friends in Portugal</w:t>
+        <w:br w:type="textWrapping"/>
+        <w:t xml:space="preserve">Aveiro, Portugal</w:t>
+        <w:br w:type="textWrapping"/>
+        <w:t xml:space="preserve">Mar 2017 - Dec 2017 </w:t>
+      </w:r>
+    </w:p>
+    <w:p>
+      <w:pPr>
+        <w:numPr>
+          <w:ilvl w:val="0"/>
+          <w:numId w:val="1"/>
+        </w:numPr>
+        <w:ind w:left="720" w:right="840" w:hanging="360"/>
+        <w:rPr>
+          <w:u w:val="none"/>
+        </w:rPr>
+      </w:pPr>
+      <w:r>
+        <w:rPr>
+          <w:rtl w:val="0"/>
+        </w:rPr>
+        <w:t xml:space="preserve">B</w:t>
+      </w:r>
+      <w:r>
+        <w:rPr>
+          <w:rtl w:val="0"/>
+        </w:rPr>
+        <w:t xml:space="preserve">ootstrap an e-tourism start-up.</w:t>
+      </w:r>
+    </w:p>
+    <w:p>
+      <w:pPr>
+        <w:pStyle w:val="Heading3"/>
+        <w:rPr/>
+      </w:pPr>
+      <w:bookmarkStart w:colFirst="0" w:colLast="0" w:name="_tdhlhy1vxl7g" w:id="9"/>
+      <w:bookmarkEnd w:id="9"/>
+      <w:r>
+        <w:rPr>
+          <w:rtl w:val="0"/>
+        </w:rPr>
+        <w:t xml:space="preserve">Lead Photographer</w:t>
+      </w:r>
+    </w:p>
+    <w:p>
+      <w:pPr>
+        <w:rPr/>
+      </w:pPr>
+      <w:r>
+        <w:rPr>
+          <w:rtl w:val="0"/>
+        </w:rPr>
+        <w:t xml:space="preserve">Foto Felicidade</w:t>
+      </w:r>
+    </w:p>
+    <w:p>
+      <w:pPr>
+        <w:rPr/>
+      </w:pPr>
+      <w:r>
+        <w:rPr>
+          <w:rtl w:val="0"/>
+        </w:rPr>
+        <w:t xml:space="preserve">Vila Verde, Portugal</w:t>
+        <w:br w:type="textWrapping"/>
+        <w:t xml:space="preserve">May 2004 - Sep 2014 </w:t>
+      </w:r>
+    </w:p>
+    <w:p>
+      <w:pPr>
+        <w:numPr>
+          <w:ilvl w:val="0"/>
+          <w:numId w:val="3"/>
+        </w:numPr>
+        <w:spacing w:before="80" w:lineRule="auto"/>
+        <w:ind w:left="450" w:right="840" w:hanging="270"/>
+      </w:pPr>
+      <w:r>
+        <w:rPr>
+          <w:rtl w:val="0"/>
+        </w:rPr>
+        <w:t xml:space="preserve">Conducted studio and outdoor photo sessions, weddings, and other private events.</w:t>
+      </w:r>
+    </w:p>
+    <w:p>
+      <w:pPr>
+        <w:numPr>
+          <w:ilvl w:val="0"/>
+          <w:numId w:val="3"/>
+        </w:numPr>
+        <w:spacing w:before="80" w:lineRule="auto"/>
+        <w:ind w:left="450" w:right="840" w:hanging="270"/>
       </w:pPr>
       <w:r>
         <w:rPr>
@@ -1381,8 +1108,8 @@
         <w:pStyle w:val="Heading2"/>
         <w:rPr/>
       </w:pPr>
-      <w:bookmarkStart w:colFirst="0" w:colLast="0" w:name="_yk8luflkpwij" w:id="18"/>
-      <w:bookmarkEnd w:id="18"/>
+      <w:bookmarkStart w:colFirst="0" w:colLast="0" w:name="_yk8luflkpwij" w:id="10"/>
+      <w:bookmarkEnd w:id="10"/>
       <w:r>
         <w:rPr>
           <w:rtl w:val="0"/>
@@ -1395,8 +1122,8 @@
         <w:pStyle w:val="Heading3"/>
         <w:rPr/>
       </w:pPr>
-      <w:bookmarkStart w:colFirst="0" w:colLast="0" w:name="_sdg2vl1vax9x" w:id="19"/>
-      <w:bookmarkEnd w:id="19"/>
+      <w:bookmarkStart w:colFirst="0" w:colLast="0" w:name="_sdg2vl1vax9x" w:id="11"/>
+      <w:bookmarkEnd w:id="11"/>
       <w:r>
         <w:rPr>
           <w:rtl w:val="0"/>
@@ -1406,53 +1133,26 @@
     </w:p>
     <w:p>
       <w:pPr>
-        <w:pStyle w:val="Heading4"/>
-        <w:rPr/>
-      </w:pPr>
-      <w:bookmarkStart w:colFirst="0" w:colLast="0" w:name="_6wymnhinx9q5" w:id="20"/>
-      <w:bookmarkEnd w:id="20"/>
+        <w:rPr/>
+      </w:pPr>
       <w:r>
         <w:rPr>
           <w:rtl w:val="0"/>
         </w:rPr>
         <w:t xml:space="preserve">@Universidade de Aveiro</w:t>
-      </w:r>
-    </w:p>
-    <w:p>
-      <w:pPr>
-        <w:tabs>
-          <w:tab w:val="left" w:leader="none" w:pos="7110"/>
-        </w:tabs>
-        <w:spacing w:before="0" w:lineRule="auto"/>
-        <w:rPr/>
-      </w:pPr>
-      <w:r>
-        <w:rPr>
-          <w:rtl w:val="0"/>
-        </w:rPr>
+        <w:br w:type="textWrapping"/>
         <w:t xml:space="preserve">Aveiro, Portugal</w:t>
-        <w:tab/>
+        <w:br w:type="textWrapping"/>
         <w:t xml:space="preserve">Sep 2015 - Dec 2019 </w:t>
       </w:r>
     </w:p>
     <w:p>
       <w:pPr>
-        <w:rPr/>
-      </w:pPr>
-      <w:r>
-        <w:rPr>
-          <w:rtl w:val="0"/>
-        </w:rPr>
-        <w:t xml:space="preserve">UX design, design thinking, generative research, field studies, affinity maps, prototype, usability testing, Unity, Arduino, Android</w:t>
-      </w:r>
-    </w:p>
-    <w:p>
-      <w:pPr>
         <w:pStyle w:val="Heading3"/>
         <w:rPr/>
       </w:pPr>
-      <w:bookmarkStart w:colFirst="0" w:colLast="0" w:name="_r82jgkq39gn1" w:id="21"/>
-      <w:bookmarkEnd w:id="21"/>
+      <w:bookmarkStart w:colFirst="0" w:colLast="0" w:name="_r82jgkq39gn1" w:id="12"/>
+      <w:bookmarkEnd w:id="12"/>
       <w:r>
         <w:rPr>
           <w:rtl w:val="0"/>
@@ -1462,57 +1162,26 @@
     </w:p>
     <w:p>
       <w:pPr>
-        <w:pStyle w:val="Heading4"/>
-        <w:rPr/>
-      </w:pPr>
-      <w:bookmarkStart w:colFirst="0" w:colLast="0" w:name="_dypvxm7m77la" w:id="22"/>
-      <w:bookmarkEnd w:id="22"/>
+        <w:rPr/>
+      </w:pPr>
       <w:r>
         <w:rPr>
           <w:rtl w:val="0"/>
         </w:rPr>
         <w:t xml:space="preserve">@Universidade de Aveiro</w:t>
-      </w:r>
-    </w:p>
-    <w:p>
-      <w:pPr>
-        <w:tabs>
-          <w:tab w:val="left" w:leader="none" w:pos="7110"/>
-        </w:tabs>
-        <w:rPr/>
-      </w:pPr>
-      <w:r>
-        <w:rPr>
-          <w:rtl w:val="0"/>
-        </w:rPr>
+        <w:br w:type="textWrapping"/>
         <w:t xml:space="preserve">Aveiro, Portugal</w:t>
-        <w:tab/>
+        <w:br w:type="textWrapping"/>
         <w:t xml:space="preserve">Sep 2010 - Oct 2014</w:t>
       </w:r>
     </w:p>
     <w:p>
       <w:pPr>
-        <w:rPr/>
-      </w:pPr>
-      <w:r>
-        <w:rPr>
-          <w:rtl w:val="0"/>
-        </w:rPr>
-        <w:t xml:space="preserve">Human-computer interaction (HCI), digital marketing, web design, heuristic evaluation, quantitative research, wireframing, graphic design, web development, Adobe Creative Suite</w:t>
-      </w:r>
-      <w:r>
-        <w:rPr>
-          <w:rtl w:val="0"/>
-        </w:rPr>
-      </w:r>
-    </w:p>
-    <w:p>
-      <w:pPr>
         <w:pStyle w:val="Heading2"/>
         <w:rPr/>
       </w:pPr>
-      <w:bookmarkStart w:colFirst="0" w:colLast="0" w:name="_cxxkes25b26" w:id="23"/>
-      <w:bookmarkEnd w:id="23"/>
+      <w:bookmarkStart w:colFirst="0" w:colLast="0" w:name="_cxxkes25b26" w:id="13"/>
+      <w:bookmarkEnd w:id="13"/>
       <w:r>
         <w:rPr>
           <w:rtl w:val="0"/>
@@ -1522,8 +1191,15 @@
     </w:p>
     <w:p>
       <w:pPr>
-        <w:ind w:left="0" w:right="840" w:firstLine="0"/>
-        <w:rPr/>
+        <w:numPr>
+          <w:ilvl w:val="0"/>
+          <w:numId w:val="2"/>
+        </w:numPr>
+        <w:spacing w:after="0" w:afterAutospacing="0"/>
+        <w:ind w:left="720" w:right="840" w:hanging="360"/>
+        <w:rPr>
+          <w:u w:val="none"/>
+        </w:rPr>
       </w:pPr>
       <w:r>
         <w:rPr>
@@ -1534,8 +1210,15 @@
     </w:p>
     <w:p>
       <w:pPr>
-        <w:ind w:left="0" w:right="840" w:firstLine="0"/>
-        <w:rPr/>
+        <w:numPr>
+          <w:ilvl w:val="0"/>
+          <w:numId w:val="2"/>
+        </w:numPr>
+        <w:spacing w:after="0" w:afterAutospacing="0" w:before="0" w:beforeAutospacing="0"/>
+        <w:ind w:left="720" w:right="840" w:hanging="360"/>
+        <w:rPr>
+          <w:u w:val="none"/>
+        </w:rPr>
       </w:pPr>
       <w:r>
         <w:rPr>
@@ -1546,8 +1229,15 @@
     </w:p>
     <w:p>
       <w:pPr>
-        <w:ind w:left="0" w:right="840" w:firstLine="0"/>
-        <w:rPr/>
+        <w:numPr>
+          <w:ilvl w:val="0"/>
+          <w:numId w:val="2"/>
+        </w:numPr>
+        <w:spacing w:before="0" w:beforeAutospacing="0"/>
+        <w:ind w:left="720" w:right="840" w:hanging="360"/>
+        <w:rPr>
+          <w:u w:val="none"/>
+        </w:rPr>
       </w:pPr>
       <w:r>
         <w:rPr>
@@ -1555,10 +1245,30 @@
         </w:rPr>
         <w:t xml:space="preserve">Basic in Spanish.</w:t>
       </w:r>
-      <w:r>
-        <w:rPr>
-          <w:rtl w:val="0"/>
-        </w:rPr>
+    </w:p>
+    <w:p>
+      <w:pPr>
+        <w:pStyle w:val="Heading2"/>
+        <w:rPr/>
+      </w:pPr>
+      <w:bookmarkStart w:colFirst="0" w:colLast="0" w:name="_g0eypldok3ld" w:id="14"/>
+      <w:bookmarkEnd w:id="14"/>
+      <w:r>
+        <w:rPr>
+          <w:rtl w:val="0"/>
+        </w:rPr>
+        <w:t xml:space="preserve">SKILL DUMP FOR ATS</w:t>
+      </w:r>
+    </w:p>
+    <w:p>
+      <w:pPr>
+        <w:rPr/>
+      </w:pPr>
+      <w:r>
+        <w:rPr>
+          <w:rtl w:val="0"/>
+        </w:rPr>
+        <w:t xml:space="preserve">Stakeholder alignment, cross-functional collaboration, end-to-end project ownership, stakeholder management, inclusive design, rapid iteration, UX writing, User research, usability testing, generative research, field studies, journey mapping, affinity mapping, quantitative research, heuristic evaluation, accessibility auditing, Wireframing, prototyping, design systems, AI-driven prototyping, AI integration for accessibility, front-end development, HTML5, CSS3, JavaScript, Python, Git, Figma, Adobe Creative Suite, Hotjar, Maze, GA4, PowerBi, Notion, Unity, Arduino, Android, WCAG 2.0 AA compliance, Agile workflows, UX design, design thinking, human-computer interaction (HCI), information architecture, digital marketing, web design, graphic design, web development</w:t>
       </w:r>
     </w:p>
     <w:sectPr>
@@ -1792,11 +1502,237 @@
       </w:rPr>
     </w:lvl>
   </w:abstractNum>
+  <w:abstractNum w:abstractNumId="3">
+    <w:lvl w:ilvl="0">
+      <w:start w:val="1"/>
+      <w:numFmt w:val="bullet"/>
+      <w:lvlText w:val="●"/>
+      <w:lvlJc w:val="left"/>
+      <w:pPr>
+        <w:ind w:left="720" w:hanging="360"/>
+      </w:pPr>
+      <w:rPr>
+        <w:u w:val="none"/>
+      </w:rPr>
+    </w:lvl>
+    <w:lvl w:ilvl="1">
+      <w:start w:val="1"/>
+      <w:numFmt w:val="bullet"/>
+      <w:lvlText w:val="○"/>
+      <w:lvlJc w:val="left"/>
+      <w:pPr>
+        <w:ind w:left="1440" w:hanging="360"/>
+      </w:pPr>
+      <w:rPr>
+        <w:u w:val="none"/>
+      </w:rPr>
+    </w:lvl>
+    <w:lvl w:ilvl="2">
+      <w:start w:val="1"/>
+      <w:numFmt w:val="bullet"/>
+      <w:lvlText w:val="■"/>
+      <w:lvlJc w:val="left"/>
+      <w:pPr>
+        <w:ind w:left="2160" w:hanging="360"/>
+      </w:pPr>
+      <w:rPr>
+        <w:u w:val="none"/>
+      </w:rPr>
+    </w:lvl>
+    <w:lvl w:ilvl="3">
+      <w:start w:val="1"/>
+      <w:numFmt w:val="bullet"/>
+      <w:lvlText w:val="●"/>
+      <w:lvlJc w:val="left"/>
+      <w:pPr>
+        <w:ind w:left="2880" w:hanging="360"/>
+      </w:pPr>
+      <w:rPr>
+        <w:u w:val="none"/>
+      </w:rPr>
+    </w:lvl>
+    <w:lvl w:ilvl="4">
+      <w:start w:val="1"/>
+      <w:numFmt w:val="bullet"/>
+      <w:lvlText w:val="○"/>
+      <w:lvlJc w:val="left"/>
+      <w:pPr>
+        <w:ind w:left="3600" w:hanging="360"/>
+      </w:pPr>
+      <w:rPr>
+        <w:u w:val="none"/>
+      </w:rPr>
+    </w:lvl>
+    <w:lvl w:ilvl="5">
+      <w:start w:val="1"/>
+      <w:numFmt w:val="bullet"/>
+      <w:lvlText w:val="■"/>
+      <w:lvlJc w:val="left"/>
+      <w:pPr>
+        <w:ind w:left="4320" w:hanging="360"/>
+      </w:pPr>
+      <w:rPr>
+        <w:u w:val="none"/>
+      </w:rPr>
+    </w:lvl>
+    <w:lvl w:ilvl="6">
+      <w:start w:val="1"/>
+      <w:numFmt w:val="bullet"/>
+      <w:lvlText w:val="●"/>
+      <w:lvlJc w:val="left"/>
+      <w:pPr>
+        <w:ind w:left="5040" w:hanging="360"/>
+      </w:pPr>
+      <w:rPr>
+        <w:u w:val="none"/>
+      </w:rPr>
+    </w:lvl>
+    <w:lvl w:ilvl="7">
+      <w:start w:val="1"/>
+      <w:numFmt w:val="bullet"/>
+      <w:lvlText w:val="○"/>
+      <w:lvlJc w:val="left"/>
+      <w:pPr>
+        <w:ind w:left="5760" w:hanging="360"/>
+      </w:pPr>
+      <w:rPr>
+        <w:u w:val="none"/>
+      </w:rPr>
+    </w:lvl>
+    <w:lvl w:ilvl="8">
+      <w:start w:val="1"/>
+      <w:numFmt w:val="bullet"/>
+      <w:lvlText w:val="■"/>
+      <w:lvlJc w:val="left"/>
+      <w:pPr>
+        <w:ind w:left="6480" w:hanging="360"/>
+      </w:pPr>
+      <w:rPr>
+        <w:u w:val="none"/>
+      </w:rPr>
+    </w:lvl>
+  </w:abstractNum>
+  <w:abstractNum w:abstractNumId="4">
+    <w:lvl w:ilvl="0">
+      <w:start w:val="1"/>
+      <w:numFmt w:val="bullet"/>
+      <w:lvlText w:val="●"/>
+      <w:lvlJc w:val="left"/>
+      <w:pPr>
+        <w:ind w:left="720" w:hanging="360"/>
+      </w:pPr>
+      <w:rPr>
+        <w:u w:val="none"/>
+      </w:rPr>
+    </w:lvl>
+    <w:lvl w:ilvl="1">
+      <w:start w:val="1"/>
+      <w:numFmt w:val="bullet"/>
+      <w:lvlText w:val="○"/>
+      <w:lvlJc w:val="left"/>
+      <w:pPr>
+        <w:ind w:left="1440" w:hanging="360"/>
+      </w:pPr>
+      <w:rPr>
+        <w:u w:val="none"/>
+      </w:rPr>
+    </w:lvl>
+    <w:lvl w:ilvl="2">
+      <w:start w:val="1"/>
+      <w:numFmt w:val="bullet"/>
+      <w:lvlText w:val="■"/>
+      <w:lvlJc w:val="left"/>
+      <w:pPr>
+        <w:ind w:left="2160" w:hanging="360"/>
+      </w:pPr>
+      <w:rPr>
+        <w:u w:val="none"/>
+      </w:rPr>
+    </w:lvl>
+    <w:lvl w:ilvl="3">
+      <w:start w:val="1"/>
+      <w:numFmt w:val="bullet"/>
+      <w:lvlText w:val="●"/>
+      <w:lvlJc w:val="left"/>
+      <w:pPr>
+        <w:ind w:left="2880" w:hanging="360"/>
+      </w:pPr>
+      <w:rPr>
+        <w:u w:val="none"/>
+      </w:rPr>
+    </w:lvl>
+    <w:lvl w:ilvl="4">
+      <w:start w:val="1"/>
+      <w:numFmt w:val="bullet"/>
+      <w:lvlText w:val="○"/>
+      <w:lvlJc w:val="left"/>
+      <w:pPr>
+        <w:ind w:left="3600" w:hanging="360"/>
+      </w:pPr>
+      <w:rPr>
+        <w:u w:val="none"/>
+      </w:rPr>
+    </w:lvl>
+    <w:lvl w:ilvl="5">
+      <w:start w:val="1"/>
+      <w:numFmt w:val="bullet"/>
+      <w:lvlText w:val="■"/>
+      <w:lvlJc w:val="left"/>
+      <w:pPr>
+        <w:ind w:left="4320" w:hanging="360"/>
+      </w:pPr>
+      <w:rPr>
+        <w:u w:val="none"/>
+      </w:rPr>
+    </w:lvl>
+    <w:lvl w:ilvl="6">
+      <w:start w:val="1"/>
+      <w:numFmt w:val="bullet"/>
+      <w:lvlText w:val="●"/>
+      <w:lvlJc w:val="left"/>
+      <w:pPr>
+        <w:ind w:left="5040" w:hanging="360"/>
+      </w:pPr>
+      <w:rPr>
+        <w:u w:val="none"/>
+      </w:rPr>
+    </w:lvl>
+    <w:lvl w:ilvl="7">
+      <w:start w:val="1"/>
+      <w:numFmt w:val="bullet"/>
+      <w:lvlText w:val="○"/>
+      <w:lvlJc w:val="left"/>
+      <w:pPr>
+        <w:ind w:left="5760" w:hanging="360"/>
+      </w:pPr>
+      <w:rPr>
+        <w:u w:val="none"/>
+      </w:rPr>
+    </w:lvl>
+    <w:lvl w:ilvl="8">
+      <w:start w:val="1"/>
+      <w:numFmt w:val="bullet"/>
+      <w:lvlText w:val="■"/>
+      <w:lvlJc w:val="left"/>
+      <w:pPr>
+        <w:ind w:left="6480" w:hanging="360"/>
+      </w:pPr>
+      <w:rPr>
+        <w:u w:val="none"/>
+      </w:rPr>
+    </w:lvl>
+  </w:abstractNum>
   <w:num w:numId="1">
     <w:abstractNumId w:val="1"/>
   </w:num>
   <w:num w:numId="2">
     <w:abstractNumId w:val="2"/>
+  </w:num>
+  <w:num w:numId="3">
+    <w:abstractNumId w:val="3"/>
+  </w:num>
+  <w:num w:numId="4">
+    <w:abstractNumId w:val="4"/>
   </w:num>
 </w:numbering>
 </file>
